--- a/SEM2/On Job Training/Ahmed OJT.docx
+++ b/SEM2/On Job Training/Ahmed OJT.docx
@@ -444,16 +444,26 @@
           <w:b/>
           <w:sz w:val="24"/>
         </w:rPr>
-        <w:t>M.Sc.I.T</w:t>
+        <w:t>M.Sc.</w:t>
+      </w:r>
+      <w:proofErr w:type="gramStart"/>
+      <w:r>
+        <w:rPr>
+          <w:rFonts w:ascii="Times New Roman" w:hAnsi="Times New Roman"/>
+          <w:b/>
+          <w:sz w:val="24"/>
+        </w:rPr>
+        <w:t>I.T</w:t>
       </w:r>
       <w:proofErr w:type="spellEnd"/>
+      <w:proofErr w:type="gramEnd"/>
       <w:r>
         <w:rPr>
           <w:rFonts w:ascii="Times New Roman" w:hAnsi="Times New Roman"/>
           <w:b/>
           <w:sz w:val="24"/>
         </w:rPr>
-        <w:t>. – Part I (2025-26)</w:t>
+        <w:t xml:space="preserve"> – Part I (2025-26)</w:t>
       </w:r>
       <w:r>
         <w:rPr>
@@ -1836,6 +1846,8 @@
       <w:r>
         <w:rPr>
           <w:rFonts w:ascii="Times New Roman" w:hAnsi="Times New Roman" w:cs="Times New Roman"/>
+          <w:b/>
+          <w:bCs/>
         </w:rPr>
         <w:t>DevMynt</w:t>
       </w:r>
@@ -3991,10 +4003,10 @@
           <w:sz w:val="20"/>
         </w:rPr>
         <w:drawing>
-          <wp:inline distT="0" distB="0" distL="0" distR="0" wp14:anchorId="51404005" wp14:editId="7A17686E">
+          <wp:inline distT="0" distB="0" distL="0" distR="0" wp14:anchorId="114E72F1" wp14:editId="2E0C1C61">
             <wp:extent cx="6033135" cy="8533765"/>
             <wp:effectExtent l="0" t="0" r="5715" b="635"/>
-            <wp:docPr id="1315191072" name="Picture 15"/>
+            <wp:docPr id="2114687511" name="Picture 10"/>
             <wp:cNvGraphicFramePr>
               <a:graphicFrameLocks xmlns:a="http://schemas.openxmlformats.org/drawingml/2006/main" noChangeAspect="1"/>
             </wp:cNvGraphicFramePr>
@@ -4002,7 +4014,7 @@
               <a:graphicData uri="http://schemas.openxmlformats.org/drawingml/2006/picture">
                 <pic:pic xmlns:pic="http://schemas.openxmlformats.org/drawingml/2006/picture">
                   <pic:nvPicPr>
-                    <pic:cNvPr id="1315191072" name="Picture 1315191072"/>
+                    <pic:cNvPr id="2114687511" name="Picture 2114687511"/>
                     <pic:cNvPicPr/>
                   </pic:nvPicPr>
                   <pic:blipFill>
@@ -4978,13 +4990,6 @@
                 <w:sz w:val="24"/>
               </w:rPr>
             </w:pPr>
-            <w:r>
-              <w:rPr>
-                <w:spacing w:val="-2"/>
-                <w:sz w:val="24"/>
-              </w:rPr>
-              <w:t>***********</w:t>
-            </w:r>
           </w:p>
         </w:tc>
       </w:tr>
@@ -5177,6 +5182,13 @@
                 <w:sz w:val="24"/>
               </w:rPr>
               <w:t>Online</w:t>
+            </w:r>
+            <w:r>
+              <w:rPr>
+                <w:spacing w:val="-2"/>
+                <w:sz w:val="24"/>
+              </w:rPr>
+              <w:t>/Remote</w:t>
             </w:r>
           </w:p>
         </w:tc>
@@ -8804,7 +8816,21 @@
                 <w:spacing w:val="-4"/>
                 <w:sz w:val="20"/>
               </w:rPr>
-              <w:t xml:space="preserve">Kapil, </w:t>
+              <w:t>Ka</w:t>
+            </w:r>
+            <w:r>
+              <w:rPr>
+                <w:spacing w:val="-4"/>
+                <w:sz w:val="20"/>
+              </w:rPr>
+              <w:t>bir</w:t>
+            </w:r>
+            <w:r>
+              <w:rPr>
+                <w:spacing w:val="-4"/>
+                <w:sz w:val="20"/>
+              </w:rPr>
+              <w:t xml:space="preserve">, </w:t>
             </w:r>
             <w:r>
               <w:rPr>
@@ -10642,7 +10668,23 @@
                 <w:w w:val="90"/>
                 <w:sz w:val="20"/>
               </w:rPr>
-              <w:t>22/03/2026</w:t>
+              <w:t>2</w:t>
+            </w:r>
+            <w:r>
+              <w:rPr>
+                <w:spacing w:val="-2"/>
+                <w:w w:val="90"/>
+                <w:sz w:val="20"/>
+              </w:rPr>
+              <w:t>1</w:t>
+            </w:r>
+            <w:r>
+              <w:rPr>
+                <w:spacing w:val="-2"/>
+                <w:w w:val="90"/>
+                <w:sz w:val="20"/>
+              </w:rPr>
+              <w:t>/03/2026</w:t>
             </w:r>
           </w:p>
         </w:tc>
@@ -13622,14 +13664,21 @@
               <w:rPr>
                 <w:rFonts w:ascii="Calibri"/>
               </w:rPr>
-              <w:t>January</w:t>
+              <w:t>December</w:t>
             </w:r>
             <w:r>
               <w:rPr>
                 <w:rFonts w:ascii="Calibri"/>
                 <w:spacing w:val="-4"/>
               </w:rPr>
-              <w:t xml:space="preserve"> 2026</w:t>
+              <w:t xml:space="preserve"> 202</w:t>
+            </w:r>
+            <w:r>
+              <w:rPr>
+                <w:rFonts w:ascii="Calibri"/>
+                <w:spacing w:val="-4"/>
+              </w:rPr>
+              <w:t>5</w:t>
             </w:r>
           </w:p>
         </w:tc>
@@ -14015,7 +14064,14 @@
                 <w:rFonts w:ascii="Calibri"/>
                 <w:spacing w:val="-2"/>
               </w:rPr>
-              <w:t>02-12-</w:t>
+              <w:t>2</w:t>
+            </w:r>
+            <w:r>
+              <w:rPr>
+                <w:rFonts w:ascii="Calibri"/>
+                <w:spacing w:val="-2"/>
+              </w:rPr>
+              <w:t>2-12-</w:t>
             </w:r>
             <w:r>
               <w:rPr>
@@ -14045,7 +14101,14 @@
                 <w:rFonts w:ascii="Calibri"/>
                 <w:spacing w:val="-2"/>
               </w:rPr>
-              <w:t>03-12-</w:t>
+              <w:t>2</w:t>
+            </w:r>
+            <w:r>
+              <w:rPr>
+                <w:rFonts w:ascii="Calibri"/>
+                <w:spacing w:val="-2"/>
+              </w:rPr>
+              <w:t>3-12-</w:t>
             </w:r>
             <w:r>
               <w:rPr>
@@ -14066,16 +14129,24 @@
               <w:pStyle w:val="TableParagraph"/>
               <w:spacing w:before="57"/>
               <w:ind w:left="142"/>
-              <w:rPr>
-                <w:rFonts w:ascii="Calibri"/>
-              </w:rPr>
-            </w:pPr>
-            <w:r>
-              <w:rPr>
-                <w:rFonts w:ascii="Calibri"/>
-                <w:spacing w:val="-2"/>
-              </w:rPr>
-              <w:t>04-12-</w:t>
+              <w:jc w:val="center"/>
+              <w:rPr>
+                <w:rFonts w:ascii="Calibri"/>
+              </w:rPr>
+            </w:pPr>
+            <w:r>
+              <w:rPr>
+                <w:rFonts w:ascii="Calibri"/>
+                <w:spacing w:val="-2"/>
+              </w:rPr>
+              <w:t>2</w:t>
+            </w:r>
+            <w:r>
+              <w:rPr>
+                <w:rFonts w:ascii="Calibri"/>
+                <w:spacing w:val="-2"/>
+              </w:rPr>
+              <w:t>4-12-</w:t>
             </w:r>
             <w:r>
               <w:rPr>
@@ -14105,7 +14176,14 @@
                 <w:rFonts w:ascii="Calibri"/>
                 <w:spacing w:val="-2"/>
               </w:rPr>
-              <w:t>05-12-</w:t>
+              <w:t>2</w:t>
+            </w:r>
+            <w:r>
+              <w:rPr>
+                <w:rFonts w:ascii="Calibri"/>
+                <w:spacing w:val="-2"/>
+              </w:rPr>
+              <w:t>5-12-</w:t>
             </w:r>
             <w:r>
               <w:rPr>
@@ -14135,7 +14213,14 @@
                 <w:rFonts w:ascii="Calibri"/>
                 <w:spacing w:val="-2"/>
               </w:rPr>
-              <w:t>06-12-</w:t>
+              <w:t>2</w:t>
+            </w:r>
+            <w:r>
+              <w:rPr>
+                <w:rFonts w:ascii="Calibri"/>
+                <w:spacing w:val="-2"/>
+              </w:rPr>
+              <w:t>6-12-</w:t>
             </w:r>
             <w:r>
               <w:rPr>
@@ -14165,7 +14250,14 @@
                 <w:rFonts w:ascii="Calibri"/>
                 <w:spacing w:val="-2"/>
               </w:rPr>
-              <w:t>07-12-</w:t>
+              <w:t>27</w:t>
+            </w:r>
+            <w:r>
+              <w:rPr>
+                <w:rFonts w:ascii="Calibri"/>
+                <w:spacing w:val="-2"/>
+              </w:rPr>
+              <w:t>-12-</w:t>
             </w:r>
             <w:r>
               <w:rPr>
@@ -14256,6 +14348,7 @@
               <w:pStyle w:val="TableParagraph"/>
               <w:spacing w:before="57"/>
               <w:ind w:left="444"/>
+              <w:jc w:val="center"/>
               <w:rPr>
                 <w:rFonts w:ascii="Calibri"/>
               </w:rPr>
@@ -14392,7 +14485,14 @@
                 <w:rFonts w:ascii="Calibri"/>
                 <w:spacing w:val="-2"/>
               </w:rPr>
-              <w:t>09-12-</w:t>
+              <w:t>29</w:t>
+            </w:r>
+            <w:r>
+              <w:rPr>
+                <w:rFonts w:ascii="Calibri"/>
+                <w:spacing w:val="-2"/>
+              </w:rPr>
+              <w:t>-12-</w:t>
             </w:r>
             <w:r>
               <w:rPr>
@@ -14422,7 +14522,14 @@
                 <w:rFonts w:ascii="Calibri"/>
                 <w:spacing w:val="-2"/>
               </w:rPr>
-              <w:t>10-12-</w:t>
+              <w:t>30</w:t>
+            </w:r>
+            <w:r>
+              <w:rPr>
+                <w:rFonts w:ascii="Calibri"/>
+                <w:spacing w:val="-2"/>
+              </w:rPr>
+              <w:t>-12-</w:t>
             </w:r>
             <w:r>
               <w:rPr>
@@ -14443,16 +14550,24 @@
               <w:pStyle w:val="TableParagraph"/>
               <w:spacing w:before="57"/>
               <w:ind w:left="142"/>
-              <w:rPr>
-                <w:rFonts w:ascii="Calibri"/>
-              </w:rPr>
-            </w:pPr>
-            <w:r>
-              <w:rPr>
-                <w:rFonts w:ascii="Calibri"/>
-                <w:spacing w:val="-2"/>
-              </w:rPr>
-              <w:t>11-12-</w:t>
+              <w:jc w:val="center"/>
+              <w:rPr>
+                <w:rFonts w:ascii="Calibri"/>
+              </w:rPr>
+            </w:pPr>
+            <w:r>
+              <w:rPr>
+                <w:rFonts w:ascii="Calibri"/>
+                <w:spacing w:val="-2"/>
+              </w:rPr>
+              <w:t>31</w:t>
+            </w:r>
+            <w:r>
+              <w:rPr>
+                <w:rFonts w:ascii="Calibri"/>
+                <w:spacing w:val="-2"/>
+              </w:rPr>
+              <w:t>-12-</w:t>
             </w:r>
             <w:r>
               <w:rPr>
@@ -14482,14 +14597,42 @@
                 <w:rFonts w:ascii="Calibri"/>
                 <w:spacing w:val="-2"/>
               </w:rPr>
-              <w:t>12-12-</w:t>
+              <w:t>01</w:t>
+            </w:r>
+            <w:r>
+              <w:rPr>
+                <w:rFonts w:ascii="Calibri"/>
+                <w:spacing w:val="-2"/>
+              </w:rPr>
+              <w:t>-</w:t>
+            </w:r>
+            <w:r>
+              <w:rPr>
+                <w:rFonts w:ascii="Calibri"/>
+                <w:spacing w:val="-2"/>
+              </w:rPr>
+              <w:t>01</w:t>
+            </w:r>
+            <w:r>
+              <w:rPr>
+                <w:rFonts w:ascii="Calibri"/>
+                <w:spacing w:val="-2"/>
+              </w:rPr>
+              <w:t>-</w:t>
             </w:r>
             <w:r>
               <w:rPr>
                 <w:rFonts w:ascii="Calibri"/>
                 <w:spacing w:val="-4"/>
               </w:rPr>
-              <w:t>2025</w:t>
+              <w:t>202</w:t>
+            </w:r>
+            <w:r>
+              <w:rPr>
+                <w:rFonts w:ascii="Calibri"/>
+                <w:spacing w:val="-4"/>
+              </w:rPr>
+              <w:t>6</w:t>
             </w:r>
           </w:p>
         </w:tc>
@@ -14512,14 +14655,42 @@
                 <w:rFonts w:ascii="Calibri"/>
                 <w:spacing w:val="-2"/>
               </w:rPr>
-              <w:t>13-12-</w:t>
+              <w:t>02</w:t>
+            </w:r>
+            <w:r>
+              <w:rPr>
+                <w:rFonts w:ascii="Calibri"/>
+                <w:spacing w:val="-2"/>
+              </w:rPr>
+              <w:t>-</w:t>
+            </w:r>
+            <w:r>
+              <w:rPr>
+                <w:rFonts w:ascii="Calibri"/>
+                <w:spacing w:val="-2"/>
+              </w:rPr>
+              <w:t>01</w:t>
+            </w:r>
+            <w:r>
+              <w:rPr>
+                <w:rFonts w:ascii="Calibri"/>
+                <w:spacing w:val="-2"/>
+              </w:rPr>
+              <w:t>-</w:t>
             </w:r>
             <w:r>
               <w:rPr>
                 <w:rFonts w:ascii="Calibri"/>
                 <w:spacing w:val="-4"/>
               </w:rPr>
-              <w:t>2025</w:t>
+              <w:t>202</w:t>
+            </w:r>
+            <w:r>
+              <w:rPr>
+                <w:rFonts w:ascii="Calibri"/>
+                <w:spacing w:val="-4"/>
+              </w:rPr>
+              <w:t>6</w:t>
             </w:r>
           </w:p>
         </w:tc>
@@ -14542,14 +14713,42 @@
                 <w:rFonts w:ascii="Calibri"/>
                 <w:spacing w:val="-2"/>
               </w:rPr>
-              <w:t>14-12-</w:t>
+              <w:t>03</w:t>
+            </w:r>
+            <w:r>
+              <w:rPr>
+                <w:rFonts w:ascii="Calibri"/>
+                <w:spacing w:val="-2"/>
+              </w:rPr>
+              <w:t>-</w:t>
+            </w:r>
+            <w:r>
+              <w:rPr>
+                <w:rFonts w:ascii="Calibri"/>
+                <w:spacing w:val="-2"/>
+              </w:rPr>
+              <w:t>01</w:t>
+            </w:r>
+            <w:r>
+              <w:rPr>
+                <w:rFonts w:ascii="Calibri"/>
+                <w:spacing w:val="-2"/>
+              </w:rPr>
+              <w:t>-</w:t>
             </w:r>
             <w:r>
               <w:rPr>
                 <w:rFonts w:ascii="Calibri"/>
                 <w:spacing w:val="-4"/>
               </w:rPr>
-              <w:t>2025</w:t>
+              <w:t>202</w:t>
+            </w:r>
+            <w:r>
+              <w:rPr>
+                <w:rFonts w:ascii="Calibri"/>
+                <w:spacing w:val="-4"/>
+              </w:rPr>
+              <w:t>6</w:t>
             </w:r>
           </w:p>
         </w:tc>
@@ -14633,6 +14832,7 @@
               <w:pStyle w:val="TableParagraph"/>
               <w:spacing w:before="57"/>
               <w:ind w:left="444"/>
+              <w:jc w:val="center"/>
               <w:rPr>
                 <w:rFonts w:ascii="Calibri"/>
               </w:rPr>
@@ -14769,14 +14969,42 @@
                 <w:rFonts w:ascii="Calibri"/>
                 <w:spacing w:val="-2"/>
               </w:rPr>
-              <w:t>16-12-</w:t>
+              <w:t>05</w:t>
+            </w:r>
+            <w:r>
+              <w:rPr>
+                <w:rFonts w:ascii="Calibri"/>
+                <w:spacing w:val="-2"/>
+              </w:rPr>
+              <w:t>-</w:t>
+            </w:r>
+            <w:r>
+              <w:rPr>
+                <w:rFonts w:ascii="Calibri"/>
+                <w:spacing w:val="-2"/>
+              </w:rPr>
+              <w:t>01</w:t>
+            </w:r>
+            <w:r>
+              <w:rPr>
+                <w:rFonts w:ascii="Calibri"/>
+                <w:spacing w:val="-2"/>
+              </w:rPr>
+              <w:t>-</w:t>
             </w:r>
             <w:r>
               <w:rPr>
                 <w:rFonts w:ascii="Calibri"/>
                 <w:spacing w:val="-4"/>
               </w:rPr>
-              <w:t>2025</w:t>
+              <w:t>202</w:t>
+            </w:r>
+            <w:r>
+              <w:rPr>
+                <w:rFonts w:ascii="Calibri"/>
+                <w:spacing w:val="-4"/>
+              </w:rPr>
+              <w:t>6</w:t>
             </w:r>
           </w:p>
         </w:tc>
@@ -14799,14 +15027,42 @@
                 <w:rFonts w:ascii="Calibri"/>
                 <w:spacing w:val="-2"/>
               </w:rPr>
-              <w:t>17-12-</w:t>
+              <w:t>06</w:t>
+            </w:r>
+            <w:r>
+              <w:rPr>
+                <w:rFonts w:ascii="Calibri"/>
+                <w:spacing w:val="-2"/>
+              </w:rPr>
+              <w:t>-</w:t>
+            </w:r>
+            <w:r>
+              <w:rPr>
+                <w:rFonts w:ascii="Calibri"/>
+                <w:spacing w:val="-2"/>
+              </w:rPr>
+              <w:t>01</w:t>
+            </w:r>
+            <w:r>
+              <w:rPr>
+                <w:rFonts w:ascii="Calibri"/>
+                <w:spacing w:val="-2"/>
+              </w:rPr>
+              <w:t>-</w:t>
             </w:r>
             <w:r>
               <w:rPr>
                 <w:rFonts w:ascii="Calibri"/>
                 <w:spacing w:val="-4"/>
               </w:rPr>
-              <w:t>2025</w:t>
+              <w:t>202</w:t>
+            </w:r>
+            <w:r>
+              <w:rPr>
+                <w:rFonts w:ascii="Calibri"/>
+                <w:spacing w:val="-4"/>
+              </w:rPr>
+              <w:t>6</w:t>
             </w:r>
           </w:p>
         </w:tc>
@@ -14820,23 +15076,52 @@
               <w:pStyle w:val="TableParagraph"/>
               <w:spacing w:before="57"/>
               <w:ind w:left="142"/>
-              <w:rPr>
-                <w:rFonts w:ascii="Calibri"/>
-              </w:rPr>
-            </w:pPr>
-            <w:r>
-              <w:rPr>
-                <w:rFonts w:ascii="Calibri"/>
-                <w:spacing w:val="-2"/>
-              </w:rPr>
-              <w:t>18-12-</w:t>
+              <w:jc w:val="center"/>
+              <w:rPr>
+                <w:rFonts w:ascii="Calibri"/>
+              </w:rPr>
+            </w:pPr>
+            <w:r>
+              <w:rPr>
+                <w:rFonts w:ascii="Calibri"/>
+                <w:spacing w:val="-2"/>
+              </w:rPr>
+              <w:t>07</w:t>
+            </w:r>
+            <w:r>
+              <w:rPr>
+                <w:rFonts w:ascii="Calibri"/>
+                <w:spacing w:val="-2"/>
+              </w:rPr>
+              <w:t>-</w:t>
+            </w:r>
+            <w:r>
+              <w:rPr>
+                <w:rFonts w:ascii="Calibri"/>
+                <w:spacing w:val="-2"/>
+              </w:rPr>
+              <w:t>0</w:t>
+            </w:r>
+            <w:r>
+              <w:rPr>
+                <w:rFonts w:ascii="Calibri"/>
+                <w:spacing w:val="-2"/>
+              </w:rPr>
+              <w:t>1-</w:t>
             </w:r>
             <w:r>
               <w:rPr>
                 <w:rFonts w:ascii="Calibri"/>
                 <w:spacing w:val="-4"/>
               </w:rPr>
-              <w:t>2025</w:t>
+              <w:t>202</w:t>
+            </w:r>
+            <w:r>
+              <w:rPr>
+                <w:rFonts w:ascii="Calibri"/>
+                <w:spacing w:val="-4"/>
+              </w:rPr>
+              <w:t>6</w:t>
             </w:r>
           </w:p>
         </w:tc>
@@ -14859,14 +15144,42 @@
                 <w:rFonts w:ascii="Calibri"/>
                 <w:spacing w:val="-2"/>
               </w:rPr>
-              <w:t>19-12-</w:t>
+              <w:t>08</w:t>
+            </w:r>
+            <w:r>
+              <w:rPr>
+                <w:rFonts w:ascii="Calibri"/>
+                <w:spacing w:val="-2"/>
+              </w:rPr>
+              <w:t>-</w:t>
+            </w:r>
+            <w:r>
+              <w:rPr>
+                <w:rFonts w:ascii="Calibri"/>
+                <w:spacing w:val="-2"/>
+              </w:rPr>
+              <w:t>01</w:t>
+            </w:r>
+            <w:r>
+              <w:rPr>
+                <w:rFonts w:ascii="Calibri"/>
+                <w:spacing w:val="-2"/>
+              </w:rPr>
+              <w:t>-</w:t>
             </w:r>
             <w:r>
               <w:rPr>
                 <w:rFonts w:ascii="Calibri"/>
                 <w:spacing w:val="-4"/>
               </w:rPr>
-              <w:t>2025</w:t>
+              <w:t>202</w:t>
+            </w:r>
+            <w:r>
+              <w:rPr>
+                <w:rFonts w:ascii="Calibri"/>
+                <w:spacing w:val="-4"/>
+              </w:rPr>
+              <w:t>6</w:t>
             </w:r>
           </w:p>
         </w:tc>
@@ -14889,14 +15202,42 @@
                 <w:rFonts w:ascii="Calibri"/>
                 <w:spacing w:val="-2"/>
               </w:rPr>
-              <w:t>20-12-</w:t>
+              <w:t>09</w:t>
+            </w:r>
+            <w:r>
+              <w:rPr>
+                <w:rFonts w:ascii="Calibri"/>
+                <w:spacing w:val="-2"/>
+              </w:rPr>
+              <w:t>-</w:t>
+            </w:r>
+            <w:r>
+              <w:rPr>
+                <w:rFonts w:ascii="Calibri"/>
+                <w:spacing w:val="-2"/>
+              </w:rPr>
+              <w:t>01</w:t>
+            </w:r>
+            <w:r>
+              <w:rPr>
+                <w:rFonts w:ascii="Calibri"/>
+                <w:spacing w:val="-2"/>
+              </w:rPr>
+              <w:t>-</w:t>
             </w:r>
             <w:r>
               <w:rPr>
                 <w:rFonts w:ascii="Calibri"/>
                 <w:spacing w:val="-4"/>
               </w:rPr>
-              <w:t>2025</w:t>
+              <w:t>202</w:t>
+            </w:r>
+            <w:r>
+              <w:rPr>
+                <w:rFonts w:ascii="Calibri"/>
+                <w:spacing w:val="-4"/>
+              </w:rPr>
+              <w:t>6</w:t>
             </w:r>
           </w:p>
         </w:tc>
@@ -14919,14 +15260,42 @@
                 <w:rFonts w:ascii="Calibri"/>
                 <w:spacing w:val="-2"/>
               </w:rPr>
-              <w:t>21-12-</w:t>
+              <w:t>10</w:t>
+            </w:r>
+            <w:r>
+              <w:rPr>
+                <w:rFonts w:ascii="Calibri"/>
+                <w:spacing w:val="-2"/>
+              </w:rPr>
+              <w:t>-</w:t>
+            </w:r>
+            <w:r>
+              <w:rPr>
+                <w:rFonts w:ascii="Calibri"/>
+                <w:spacing w:val="-2"/>
+              </w:rPr>
+              <w:t>01</w:t>
+            </w:r>
+            <w:r>
+              <w:rPr>
+                <w:rFonts w:ascii="Calibri"/>
+                <w:spacing w:val="-2"/>
+              </w:rPr>
+              <w:t>-</w:t>
             </w:r>
             <w:r>
               <w:rPr>
                 <w:rFonts w:ascii="Calibri"/>
                 <w:spacing w:val="-4"/>
               </w:rPr>
-              <w:t>2025</w:t>
+              <w:t>202</w:t>
+            </w:r>
+            <w:r>
+              <w:rPr>
+                <w:rFonts w:ascii="Calibri"/>
+                <w:spacing w:val="-4"/>
+              </w:rPr>
+              <w:t>6</w:t>
             </w:r>
           </w:p>
         </w:tc>
@@ -14996,7 +15365,15 @@
                 <w:color w:val="AEAAAA"/>
                 <w:spacing w:val="-2"/>
               </w:rPr>
-              <w:t>(Sign)</w:t>
+              <w:t>(Sign</w:t>
+            </w:r>
+            <w:r>
+              <w:rPr>
+                <w:rFonts w:ascii="Calibri"/>
+                <w:color w:val="AEAAAA"/>
+                <w:spacing w:val="-2"/>
+              </w:rPr>
+              <w:t>)</w:t>
             </w:r>
           </w:p>
         </w:tc>
@@ -15010,6 +15387,7 @@
               <w:pStyle w:val="TableParagraph"/>
               <w:spacing w:before="57"/>
               <w:ind w:left="444"/>
+              <w:jc w:val="center"/>
               <w:rPr>
                 <w:rFonts w:ascii="Calibri"/>
               </w:rPr>
@@ -15146,14 +15524,21 @@
                 <w:rFonts w:ascii="Calibri"/>
                 <w:spacing w:val="-2"/>
               </w:rPr>
-              <w:t>23-12-</w:t>
+              <w:t>12</w:t>
+            </w:r>
+            <w:r>
+              <w:rPr>
+                <w:rFonts w:ascii="Calibri"/>
+                <w:spacing w:val="-2"/>
+              </w:rPr>
+              <w:t>-01-</w:t>
             </w:r>
             <w:r>
               <w:rPr>
                 <w:rFonts w:ascii="Calibri"/>
                 <w:spacing w:val="-4"/>
               </w:rPr>
-              <w:t>2025</w:t>
+              <w:t>2026</w:t>
             </w:r>
           </w:p>
         </w:tc>
@@ -15176,14 +15561,21 @@
                 <w:rFonts w:ascii="Calibri"/>
                 <w:spacing w:val="-2"/>
               </w:rPr>
-              <w:t>24-12-</w:t>
+              <w:t>13</w:t>
+            </w:r>
+            <w:r>
+              <w:rPr>
+                <w:rFonts w:ascii="Calibri"/>
+                <w:spacing w:val="-2"/>
+              </w:rPr>
+              <w:t>-01-</w:t>
             </w:r>
             <w:r>
               <w:rPr>
                 <w:rFonts w:ascii="Calibri"/>
                 <w:spacing w:val="-4"/>
               </w:rPr>
-              <w:t>2025</w:t>
+              <w:t>2026</w:t>
             </w:r>
           </w:p>
         </w:tc>
@@ -15195,10 +15587,33 @@
           <w:p>
             <w:pPr>
               <w:pStyle w:val="TableParagraph"/>
-              <w:rPr>
-                <w:rFonts w:ascii="Times New Roman"/>
-              </w:rPr>
-            </w:pPr>
+              <w:spacing w:line="276" w:lineRule="auto"/>
+              <w:jc w:val="center"/>
+              <w:rPr>
+                <w:rFonts w:ascii="Times New Roman"/>
+              </w:rPr>
+            </w:pPr>
+            <w:r>
+              <w:rPr>
+                <w:rFonts w:ascii="Calibri"/>
+                <w:spacing w:val="-2"/>
+              </w:rPr>
+              <w:t>14</w:t>
+            </w:r>
+            <w:r>
+              <w:rPr>
+                <w:rFonts w:ascii="Calibri"/>
+                <w:spacing w:val="-2"/>
+              </w:rPr>
+              <w:t>-01-</w:t>
+            </w:r>
+            <w:r>
+              <w:rPr>
+                <w:rFonts w:ascii="Calibri"/>
+                <w:spacing w:val="-4"/>
+              </w:rPr>
+              <w:t>2026</w:t>
+            </w:r>
           </w:p>
         </w:tc>
         <w:tc>
@@ -15208,10 +15623,32 @@
           <w:p>
             <w:pPr>
               <w:pStyle w:val="TableParagraph"/>
-              <w:rPr>
-                <w:rFonts w:ascii="Times New Roman"/>
-              </w:rPr>
-            </w:pPr>
+              <w:jc w:val="center"/>
+              <w:rPr>
+                <w:rFonts w:ascii="Times New Roman"/>
+              </w:rPr>
+            </w:pPr>
+            <w:r>
+              <w:rPr>
+                <w:rFonts w:ascii="Calibri"/>
+                <w:spacing w:val="-2"/>
+              </w:rPr>
+              <w:t>15</w:t>
+            </w:r>
+            <w:r>
+              <w:rPr>
+                <w:rFonts w:ascii="Calibri"/>
+                <w:spacing w:val="-2"/>
+              </w:rPr>
+              <w:t>-01-</w:t>
+            </w:r>
+            <w:r>
+              <w:rPr>
+                <w:rFonts w:ascii="Calibri"/>
+                <w:spacing w:val="-4"/>
+              </w:rPr>
+              <w:t>2026</w:t>
+            </w:r>
           </w:p>
         </w:tc>
         <w:tc>
@@ -15221,10 +15658,32 @@
           <w:p>
             <w:pPr>
               <w:pStyle w:val="TableParagraph"/>
-              <w:rPr>
-                <w:rFonts w:ascii="Times New Roman"/>
-              </w:rPr>
-            </w:pPr>
+              <w:jc w:val="center"/>
+              <w:rPr>
+                <w:rFonts w:ascii="Times New Roman"/>
+              </w:rPr>
+            </w:pPr>
+            <w:r>
+              <w:rPr>
+                <w:rFonts w:ascii="Calibri"/>
+                <w:spacing w:val="-2"/>
+              </w:rPr>
+              <w:t>16</w:t>
+            </w:r>
+            <w:r>
+              <w:rPr>
+                <w:rFonts w:ascii="Calibri"/>
+                <w:spacing w:val="-2"/>
+              </w:rPr>
+              <w:t>-01-</w:t>
+            </w:r>
+            <w:r>
+              <w:rPr>
+                <w:rFonts w:ascii="Calibri"/>
+                <w:spacing w:val="-4"/>
+              </w:rPr>
+              <w:t>2026</w:t>
+            </w:r>
           </w:p>
         </w:tc>
         <w:tc>
@@ -15234,10 +15693,32 @@
           <w:p>
             <w:pPr>
               <w:pStyle w:val="TableParagraph"/>
-              <w:rPr>
-                <w:rFonts w:ascii="Times New Roman"/>
-              </w:rPr>
-            </w:pPr>
+              <w:jc w:val="center"/>
+              <w:rPr>
+                <w:rFonts w:ascii="Times New Roman"/>
+              </w:rPr>
+            </w:pPr>
+            <w:r>
+              <w:rPr>
+                <w:rFonts w:ascii="Calibri"/>
+                <w:spacing w:val="-2"/>
+              </w:rPr>
+              <w:t>17</w:t>
+            </w:r>
+            <w:r>
+              <w:rPr>
+                <w:rFonts w:ascii="Calibri"/>
+                <w:spacing w:val="-2"/>
+              </w:rPr>
+              <w:t>-01-</w:t>
+            </w:r>
+            <w:r>
+              <w:rPr>
+                <w:rFonts w:ascii="Calibri"/>
+                <w:spacing w:val="-4"/>
+              </w:rPr>
+              <w:t>2026</w:t>
+            </w:r>
           </w:p>
         </w:tc>
       </w:tr>
@@ -15318,10 +15799,19 @@
           <w:p>
             <w:pPr>
               <w:pStyle w:val="TableParagraph"/>
-              <w:rPr>
-                <w:rFonts w:ascii="Times New Roman"/>
-              </w:rPr>
-            </w:pPr>
+              <w:jc w:val="center"/>
+              <w:rPr>
+                <w:rFonts w:ascii="Times New Roman"/>
+              </w:rPr>
+            </w:pPr>
+            <w:r>
+              <w:rPr>
+                <w:rFonts w:ascii="Calibri"/>
+                <w:color w:val="AEAAAA"/>
+                <w:spacing w:val="-2"/>
+              </w:rPr>
+              <w:t>(Sign)</w:t>
+            </w:r>
           </w:p>
         </w:tc>
         <w:tc>
@@ -15331,10 +15821,19 @@
           <w:p>
             <w:pPr>
               <w:pStyle w:val="TableParagraph"/>
-              <w:rPr>
-                <w:rFonts w:ascii="Times New Roman"/>
-              </w:rPr>
-            </w:pPr>
+              <w:jc w:val="center"/>
+              <w:rPr>
+                <w:rFonts w:ascii="Times New Roman"/>
+              </w:rPr>
+            </w:pPr>
+            <w:r>
+              <w:rPr>
+                <w:rFonts w:ascii="Calibri"/>
+                <w:color w:val="AEAAAA"/>
+                <w:spacing w:val="-2"/>
+              </w:rPr>
+              <w:t>(Sign)</w:t>
+            </w:r>
           </w:p>
         </w:tc>
         <w:tc>
@@ -15344,10 +15843,19 @@
           <w:p>
             <w:pPr>
               <w:pStyle w:val="TableParagraph"/>
-              <w:rPr>
-                <w:rFonts w:ascii="Times New Roman"/>
-              </w:rPr>
-            </w:pPr>
+              <w:jc w:val="center"/>
+              <w:rPr>
+                <w:rFonts w:ascii="Times New Roman"/>
+              </w:rPr>
+            </w:pPr>
+            <w:r>
+              <w:rPr>
+                <w:rFonts w:ascii="Calibri"/>
+                <w:color w:val="AEAAAA"/>
+                <w:spacing w:val="-2"/>
+              </w:rPr>
+              <w:t>(Sign)</w:t>
+            </w:r>
           </w:p>
         </w:tc>
         <w:tc>
@@ -15357,10 +15865,19 @@
           <w:p>
             <w:pPr>
               <w:pStyle w:val="TableParagraph"/>
-              <w:rPr>
-                <w:rFonts w:ascii="Times New Roman"/>
-              </w:rPr>
-            </w:pPr>
+              <w:jc w:val="center"/>
+              <w:rPr>
+                <w:rFonts w:ascii="Times New Roman"/>
+              </w:rPr>
+            </w:pPr>
+            <w:r>
+              <w:rPr>
+                <w:rFonts w:ascii="Calibri"/>
+                <w:color w:val="AEAAAA"/>
+                <w:spacing w:val="-2"/>
+              </w:rPr>
+              <w:t>(Sign)</w:t>
+            </w:r>
           </w:p>
         </w:tc>
       </w:tr>
@@ -15401,10 +15918,32 @@
           <w:p>
             <w:pPr>
               <w:pStyle w:val="TableParagraph"/>
-              <w:rPr>
-                <w:rFonts w:ascii="Times New Roman"/>
-              </w:rPr>
-            </w:pPr>
+              <w:jc w:val="center"/>
+              <w:rPr>
+                <w:rFonts w:ascii="Times New Roman"/>
+              </w:rPr>
+            </w:pPr>
+            <w:r>
+              <w:rPr>
+                <w:rFonts w:ascii="Calibri"/>
+                <w:spacing w:val="-2"/>
+              </w:rPr>
+              <w:t>19</w:t>
+            </w:r>
+            <w:r>
+              <w:rPr>
+                <w:rFonts w:ascii="Calibri"/>
+                <w:spacing w:val="-2"/>
+              </w:rPr>
+              <w:t>-01-</w:t>
+            </w:r>
+            <w:r>
+              <w:rPr>
+                <w:rFonts w:ascii="Calibri"/>
+                <w:spacing w:val="-4"/>
+              </w:rPr>
+              <w:t>2026</w:t>
+            </w:r>
           </w:p>
         </w:tc>
         <w:tc>
@@ -15414,10 +15953,32 @@
           <w:p>
             <w:pPr>
               <w:pStyle w:val="TableParagraph"/>
-              <w:rPr>
-                <w:rFonts w:ascii="Times New Roman"/>
-              </w:rPr>
-            </w:pPr>
+              <w:jc w:val="center"/>
+              <w:rPr>
+                <w:rFonts w:ascii="Times New Roman"/>
+              </w:rPr>
+            </w:pPr>
+            <w:r>
+              <w:rPr>
+                <w:rFonts w:ascii="Calibri"/>
+                <w:spacing w:val="-2"/>
+              </w:rPr>
+              <w:t>20</w:t>
+            </w:r>
+            <w:r>
+              <w:rPr>
+                <w:rFonts w:ascii="Calibri"/>
+                <w:spacing w:val="-2"/>
+              </w:rPr>
+              <w:t>-01-</w:t>
+            </w:r>
+            <w:r>
+              <w:rPr>
+                <w:rFonts w:ascii="Calibri"/>
+                <w:spacing w:val="-4"/>
+              </w:rPr>
+              <w:t>2026</w:t>
+            </w:r>
           </w:p>
         </w:tc>
         <w:tc>
@@ -15428,10 +15989,32 @@
           <w:p>
             <w:pPr>
               <w:pStyle w:val="TableParagraph"/>
-              <w:rPr>
-                <w:rFonts w:ascii="Times New Roman"/>
-              </w:rPr>
-            </w:pPr>
+              <w:jc w:val="center"/>
+              <w:rPr>
+                <w:rFonts w:ascii="Times New Roman"/>
+              </w:rPr>
+            </w:pPr>
+            <w:r>
+              <w:rPr>
+                <w:rFonts w:ascii="Calibri"/>
+                <w:spacing w:val="-2"/>
+              </w:rPr>
+              <w:t>21</w:t>
+            </w:r>
+            <w:r>
+              <w:rPr>
+                <w:rFonts w:ascii="Calibri"/>
+                <w:spacing w:val="-2"/>
+              </w:rPr>
+              <w:t>-01-</w:t>
+            </w:r>
+            <w:r>
+              <w:rPr>
+                <w:rFonts w:ascii="Calibri"/>
+                <w:spacing w:val="-4"/>
+              </w:rPr>
+              <w:t>2026</w:t>
+            </w:r>
           </w:p>
         </w:tc>
         <w:tc>
@@ -15441,10 +16024,32 @@
           <w:p>
             <w:pPr>
               <w:pStyle w:val="TableParagraph"/>
-              <w:rPr>
-                <w:rFonts w:ascii="Times New Roman"/>
-              </w:rPr>
-            </w:pPr>
+              <w:jc w:val="center"/>
+              <w:rPr>
+                <w:rFonts w:ascii="Times New Roman"/>
+              </w:rPr>
+            </w:pPr>
+            <w:r>
+              <w:rPr>
+                <w:rFonts w:ascii="Calibri"/>
+                <w:spacing w:val="-2"/>
+              </w:rPr>
+              <w:t>22</w:t>
+            </w:r>
+            <w:r>
+              <w:rPr>
+                <w:rFonts w:ascii="Calibri"/>
+                <w:spacing w:val="-2"/>
+              </w:rPr>
+              <w:t>-01-</w:t>
+            </w:r>
+            <w:r>
+              <w:rPr>
+                <w:rFonts w:ascii="Calibri"/>
+                <w:spacing w:val="-4"/>
+              </w:rPr>
+              <w:t>2026</w:t>
+            </w:r>
           </w:p>
         </w:tc>
         <w:tc>
@@ -15454,10 +16059,32 @@
           <w:p>
             <w:pPr>
               <w:pStyle w:val="TableParagraph"/>
-              <w:rPr>
-                <w:rFonts w:ascii="Times New Roman"/>
-              </w:rPr>
-            </w:pPr>
+              <w:jc w:val="center"/>
+              <w:rPr>
+                <w:rFonts w:ascii="Times New Roman"/>
+              </w:rPr>
+            </w:pPr>
+            <w:r>
+              <w:rPr>
+                <w:rFonts w:ascii="Calibri"/>
+                <w:spacing w:val="-2"/>
+              </w:rPr>
+              <w:t>23</w:t>
+            </w:r>
+            <w:r>
+              <w:rPr>
+                <w:rFonts w:ascii="Calibri"/>
+                <w:spacing w:val="-2"/>
+              </w:rPr>
+              <w:t>-01-</w:t>
+            </w:r>
+            <w:r>
+              <w:rPr>
+                <w:rFonts w:ascii="Calibri"/>
+                <w:spacing w:val="-4"/>
+              </w:rPr>
+              <w:t>2026</w:t>
+            </w:r>
           </w:p>
         </w:tc>
         <w:tc>
@@ -15467,10 +16094,32 @@
           <w:p>
             <w:pPr>
               <w:pStyle w:val="TableParagraph"/>
-              <w:rPr>
-                <w:rFonts w:ascii="Times New Roman"/>
-              </w:rPr>
-            </w:pPr>
+              <w:jc w:val="center"/>
+              <w:rPr>
+                <w:rFonts w:ascii="Times New Roman"/>
+              </w:rPr>
+            </w:pPr>
+            <w:r>
+              <w:rPr>
+                <w:rFonts w:ascii="Calibri"/>
+                <w:spacing w:val="-2"/>
+              </w:rPr>
+              <w:t>24</w:t>
+            </w:r>
+            <w:r>
+              <w:rPr>
+                <w:rFonts w:ascii="Calibri"/>
+                <w:spacing w:val="-2"/>
+              </w:rPr>
+              <w:t>-01-</w:t>
+            </w:r>
+            <w:r>
+              <w:rPr>
+                <w:rFonts w:ascii="Calibri"/>
+                <w:spacing w:val="-4"/>
+              </w:rPr>
+              <w:t>2026</w:t>
+            </w:r>
           </w:p>
         </w:tc>
       </w:tr>
@@ -15502,10 +16151,19 @@
           <w:p>
             <w:pPr>
               <w:pStyle w:val="TableParagraph"/>
-              <w:rPr>
-                <w:rFonts w:ascii="Times New Roman"/>
-              </w:rPr>
-            </w:pPr>
+              <w:jc w:val="center"/>
+              <w:rPr>
+                <w:rFonts w:ascii="Times New Roman"/>
+              </w:rPr>
+            </w:pPr>
+            <w:r>
+              <w:rPr>
+                <w:rFonts w:ascii="Calibri"/>
+                <w:color w:val="AEAAAA"/>
+                <w:spacing w:val="-2"/>
+              </w:rPr>
+              <w:t>(Sign)</w:t>
+            </w:r>
           </w:p>
         </w:tc>
         <w:tc>
@@ -15515,10 +16173,19 @@
           <w:p>
             <w:pPr>
               <w:pStyle w:val="TableParagraph"/>
-              <w:rPr>
-                <w:rFonts w:ascii="Times New Roman"/>
-              </w:rPr>
-            </w:pPr>
+              <w:jc w:val="center"/>
+              <w:rPr>
+                <w:rFonts w:ascii="Times New Roman"/>
+              </w:rPr>
+            </w:pPr>
+            <w:r>
+              <w:rPr>
+                <w:rFonts w:ascii="Calibri"/>
+                <w:color w:val="AEAAAA"/>
+                <w:spacing w:val="-2"/>
+              </w:rPr>
+              <w:t>(Sign)</w:t>
+            </w:r>
           </w:p>
         </w:tc>
         <w:tc>
@@ -15529,10 +16196,19 @@
           <w:p>
             <w:pPr>
               <w:pStyle w:val="TableParagraph"/>
-              <w:rPr>
-                <w:rFonts w:ascii="Times New Roman"/>
-              </w:rPr>
-            </w:pPr>
+              <w:jc w:val="center"/>
+              <w:rPr>
+                <w:rFonts w:ascii="Times New Roman"/>
+              </w:rPr>
+            </w:pPr>
+            <w:r>
+              <w:rPr>
+                <w:rFonts w:ascii="Calibri"/>
+                <w:color w:val="AEAAAA"/>
+                <w:spacing w:val="-2"/>
+              </w:rPr>
+              <w:t>(Sign)</w:t>
+            </w:r>
           </w:p>
         </w:tc>
         <w:tc>
@@ -15542,10 +16218,19 @@
           <w:p>
             <w:pPr>
               <w:pStyle w:val="TableParagraph"/>
-              <w:rPr>
-                <w:rFonts w:ascii="Times New Roman"/>
-              </w:rPr>
-            </w:pPr>
+              <w:jc w:val="center"/>
+              <w:rPr>
+                <w:rFonts w:ascii="Times New Roman"/>
+              </w:rPr>
+            </w:pPr>
+            <w:r>
+              <w:rPr>
+                <w:rFonts w:ascii="Calibri"/>
+                <w:color w:val="AEAAAA"/>
+                <w:spacing w:val="-2"/>
+              </w:rPr>
+              <w:t>(Sign)</w:t>
+            </w:r>
           </w:p>
         </w:tc>
         <w:tc>
@@ -15555,10 +16240,19 @@
           <w:p>
             <w:pPr>
               <w:pStyle w:val="TableParagraph"/>
-              <w:rPr>
-                <w:rFonts w:ascii="Times New Roman"/>
-              </w:rPr>
-            </w:pPr>
+              <w:jc w:val="center"/>
+              <w:rPr>
+                <w:rFonts w:ascii="Times New Roman"/>
+              </w:rPr>
+            </w:pPr>
+            <w:r>
+              <w:rPr>
+                <w:rFonts w:ascii="Calibri"/>
+                <w:color w:val="AEAAAA"/>
+                <w:spacing w:val="-2"/>
+              </w:rPr>
+              <w:t>(Sign)</w:t>
+            </w:r>
           </w:p>
         </w:tc>
         <w:tc>
@@ -15568,10 +16262,19 @@
           <w:p>
             <w:pPr>
               <w:pStyle w:val="TableParagraph"/>
-              <w:rPr>
-                <w:rFonts w:ascii="Times New Roman"/>
-              </w:rPr>
-            </w:pPr>
+              <w:jc w:val="center"/>
+              <w:rPr>
+                <w:rFonts w:ascii="Times New Roman"/>
+              </w:rPr>
+            </w:pPr>
+            <w:r>
+              <w:rPr>
+                <w:rFonts w:ascii="Calibri"/>
+                <w:color w:val="AEAAAA"/>
+                <w:spacing w:val="-2"/>
+              </w:rPr>
+              <w:t>(Sign)</w:t>
+            </w:r>
           </w:p>
         </w:tc>
       </w:tr>
@@ -15612,10 +16315,32 @@
           <w:p>
             <w:pPr>
               <w:pStyle w:val="TableParagraph"/>
-              <w:rPr>
-                <w:rFonts w:ascii="Times New Roman"/>
-              </w:rPr>
-            </w:pPr>
+              <w:jc w:val="center"/>
+              <w:rPr>
+                <w:rFonts w:ascii="Times New Roman"/>
+              </w:rPr>
+            </w:pPr>
+            <w:r>
+              <w:rPr>
+                <w:rFonts w:ascii="Calibri"/>
+                <w:spacing w:val="-2"/>
+              </w:rPr>
+              <w:t>26</w:t>
+            </w:r>
+            <w:r>
+              <w:rPr>
+                <w:rFonts w:ascii="Calibri"/>
+                <w:spacing w:val="-2"/>
+              </w:rPr>
+              <w:t>-01-</w:t>
+            </w:r>
+            <w:r>
+              <w:rPr>
+                <w:rFonts w:ascii="Calibri"/>
+                <w:spacing w:val="-4"/>
+              </w:rPr>
+              <w:t>2026</w:t>
+            </w:r>
           </w:p>
         </w:tc>
         <w:tc>
@@ -15625,10 +16350,32 @@
           <w:p>
             <w:pPr>
               <w:pStyle w:val="TableParagraph"/>
-              <w:rPr>
-                <w:rFonts w:ascii="Times New Roman"/>
-              </w:rPr>
-            </w:pPr>
+              <w:jc w:val="center"/>
+              <w:rPr>
+                <w:rFonts w:ascii="Times New Roman"/>
+              </w:rPr>
+            </w:pPr>
+            <w:r>
+              <w:rPr>
+                <w:rFonts w:ascii="Calibri"/>
+                <w:spacing w:val="-2"/>
+              </w:rPr>
+              <w:t>27</w:t>
+            </w:r>
+            <w:r>
+              <w:rPr>
+                <w:rFonts w:ascii="Calibri"/>
+                <w:spacing w:val="-2"/>
+              </w:rPr>
+              <w:t>-01-</w:t>
+            </w:r>
+            <w:r>
+              <w:rPr>
+                <w:rFonts w:ascii="Calibri"/>
+                <w:spacing w:val="-4"/>
+              </w:rPr>
+              <w:t>2026</w:t>
+            </w:r>
           </w:p>
         </w:tc>
         <w:tc>
@@ -15639,10 +16386,32 @@
           <w:p>
             <w:pPr>
               <w:pStyle w:val="TableParagraph"/>
-              <w:rPr>
-                <w:rFonts w:ascii="Times New Roman"/>
-              </w:rPr>
-            </w:pPr>
+              <w:jc w:val="center"/>
+              <w:rPr>
+                <w:rFonts w:ascii="Times New Roman"/>
+              </w:rPr>
+            </w:pPr>
+            <w:r>
+              <w:rPr>
+                <w:rFonts w:ascii="Calibri"/>
+                <w:spacing w:val="-2"/>
+              </w:rPr>
+              <w:t>28</w:t>
+            </w:r>
+            <w:r>
+              <w:rPr>
+                <w:rFonts w:ascii="Calibri"/>
+                <w:spacing w:val="-2"/>
+              </w:rPr>
+              <w:t>-01-</w:t>
+            </w:r>
+            <w:r>
+              <w:rPr>
+                <w:rFonts w:ascii="Calibri"/>
+                <w:spacing w:val="-4"/>
+              </w:rPr>
+              <w:t>2026</w:t>
+            </w:r>
           </w:p>
         </w:tc>
         <w:tc>
@@ -15652,10 +16421,32 @@
           <w:p>
             <w:pPr>
               <w:pStyle w:val="TableParagraph"/>
-              <w:rPr>
-                <w:rFonts w:ascii="Times New Roman"/>
-              </w:rPr>
-            </w:pPr>
+              <w:jc w:val="center"/>
+              <w:rPr>
+                <w:rFonts w:ascii="Times New Roman"/>
+              </w:rPr>
+            </w:pPr>
+            <w:r>
+              <w:rPr>
+                <w:rFonts w:ascii="Calibri"/>
+                <w:spacing w:val="-2"/>
+              </w:rPr>
+              <w:t>29</w:t>
+            </w:r>
+            <w:r>
+              <w:rPr>
+                <w:rFonts w:ascii="Calibri"/>
+                <w:spacing w:val="-2"/>
+              </w:rPr>
+              <w:t>-01-</w:t>
+            </w:r>
+            <w:r>
+              <w:rPr>
+                <w:rFonts w:ascii="Calibri"/>
+                <w:spacing w:val="-4"/>
+              </w:rPr>
+              <w:t>2026</w:t>
+            </w:r>
           </w:p>
         </w:tc>
         <w:tc>
@@ -15665,10 +16456,32 @@
           <w:p>
             <w:pPr>
               <w:pStyle w:val="TableParagraph"/>
-              <w:rPr>
-                <w:rFonts w:ascii="Times New Roman"/>
-              </w:rPr>
-            </w:pPr>
+              <w:jc w:val="center"/>
+              <w:rPr>
+                <w:rFonts w:ascii="Times New Roman"/>
+              </w:rPr>
+            </w:pPr>
+            <w:r>
+              <w:rPr>
+                <w:rFonts w:ascii="Calibri"/>
+                <w:spacing w:val="-2"/>
+              </w:rPr>
+              <w:t>30</w:t>
+            </w:r>
+            <w:r>
+              <w:rPr>
+                <w:rFonts w:ascii="Calibri"/>
+                <w:spacing w:val="-2"/>
+              </w:rPr>
+              <w:t>-01-</w:t>
+            </w:r>
+            <w:r>
+              <w:rPr>
+                <w:rFonts w:ascii="Calibri"/>
+                <w:spacing w:val="-4"/>
+              </w:rPr>
+              <w:t>2026</w:t>
+            </w:r>
           </w:p>
         </w:tc>
         <w:tc>
@@ -15678,10 +16491,32 @@
           <w:p>
             <w:pPr>
               <w:pStyle w:val="TableParagraph"/>
-              <w:rPr>
-                <w:rFonts w:ascii="Times New Roman"/>
-              </w:rPr>
-            </w:pPr>
+              <w:jc w:val="center"/>
+              <w:rPr>
+                <w:rFonts w:ascii="Times New Roman"/>
+              </w:rPr>
+            </w:pPr>
+            <w:r>
+              <w:rPr>
+                <w:rFonts w:ascii="Calibri"/>
+                <w:spacing w:val="-2"/>
+              </w:rPr>
+              <w:t>31</w:t>
+            </w:r>
+            <w:r>
+              <w:rPr>
+                <w:rFonts w:ascii="Calibri"/>
+                <w:spacing w:val="-2"/>
+              </w:rPr>
+              <w:t>-01-</w:t>
+            </w:r>
+            <w:r>
+              <w:rPr>
+                <w:rFonts w:ascii="Calibri"/>
+                <w:spacing w:val="-4"/>
+              </w:rPr>
+              <w:t>2026</w:t>
+            </w:r>
           </w:p>
         </w:tc>
       </w:tr>
@@ -15713,10 +16548,19 @@
           <w:p>
             <w:pPr>
               <w:pStyle w:val="TableParagraph"/>
-              <w:rPr>
-                <w:rFonts w:ascii="Times New Roman"/>
-              </w:rPr>
-            </w:pPr>
+              <w:jc w:val="center"/>
+              <w:rPr>
+                <w:rFonts w:ascii="Times New Roman"/>
+              </w:rPr>
+            </w:pPr>
+            <w:r>
+              <w:rPr>
+                <w:rFonts w:ascii="Calibri"/>
+                <w:color w:val="AEAAAA"/>
+                <w:spacing w:val="-2"/>
+              </w:rPr>
+              <w:t>(Sign)</w:t>
+            </w:r>
           </w:p>
         </w:tc>
         <w:tc>
@@ -15726,10 +16570,19 @@
           <w:p>
             <w:pPr>
               <w:pStyle w:val="TableParagraph"/>
-              <w:rPr>
-                <w:rFonts w:ascii="Times New Roman"/>
-              </w:rPr>
-            </w:pPr>
+              <w:jc w:val="center"/>
+              <w:rPr>
+                <w:rFonts w:ascii="Times New Roman"/>
+              </w:rPr>
+            </w:pPr>
+            <w:r>
+              <w:rPr>
+                <w:rFonts w:ascii="Calibri"/>
+                <w:color w:val="AEAAAA"/>
+                <w:spacing w:val="-2"/>
+              </w:rPr>
+              <w:t>(Sign)</w:t>
+            </w:r>
           </w:p>
         </w:tc>
         <w:tc>
@@ -15740,10 +16593,19 @@
           <w:p>
             <w:pPr>
               <w:pStyle w:val="TableParagraph"/>
-              <w:rPr>
-                <w:rFonts w:ascii="Times New Roman"/>
-              </w:rPr>
-            </w:pPr>
+              <w:jc w:val="center"/>
+              <w:rPr>
+                <w:rFonts w:ascii="Times New Roman"/>
+              </w:rPr>
+            </w:pPr>
+            <w:r>
+              <w:rPr>
+                <w:rFonts w:ascii="Calibri"/>
+                <w:color w:val="AEAAAA"/>
+                <w:spacing w:val="-2"/>
+              </w:rPr>
+              <w:t>(Sign)</w:t>
+            </w:r>
           </w:p>
         </w:tc>
         <w:tc>
@@ -15753,10 +16615,19 @@
           <w:p>
             <w:pPr>
               <w:pStyle w:val="TableParagraph"/>
-              <w:rPr>
-                <w:rFonts w:ascii="Times New Roman"/>
-              </w:rPr>
-            </w:pPr>
+              <w:jc w:val="center"/>
+              <w:rPr>
+                <w:rFonts w:ascii="Times New Roman"/>
+              </w:rPr>
+            </w:pPr>
+            <w:r>
+              <w:rPr>
+                <w:rFonts w:ascii="Calibri"/>
+                <w:color w:val="AEAAAA"/>
+                <w:spacing w:val="-2"/>
+              </w:rPr>
+              <w:t>(Sign)</w:t>
+            </w:r>
           </w:p>
         </w:tc>
         <w:tc>
@@ -15766,10 +16637,19 @@
           <w:p>
             <w:pPr>
               <w:pStyle w:val="TableParagraph"/>
-              <w:rPr>
-                <w:rFonts w:ascii="Times New Roman"/>
-              </w:rPr>
-            </w:pPr>
+              <w:jc w:val="center"/>
+              <w:rPr>
+                <w:rFonts w:ascii="Times New Roman"/>
+              </w:rPr>
+            </w:pPr>
+            <w:r>
+              <w:rPr>
+                <w:rFonts w:ascii="Calibri"/>
+                <w:color w:val="AEAAAA"/>
+                <w:spacing w:val="-2"/>
+              </w:rPr>
+              <w:t>(Sign)</w:t>
+            </w:r>
           </w:p>
         </w:tc>
         <w:tc>
@@ -15779,10 +16659,19 @@
           <w:p>
             <w:pPr>
               <w:pStyle w:val="TableParagraph"/>
-              <w:rPr>
-                <w:rFonts w:ascii="Times New Roman"/>
-              </w:rPr>
-            </w:pPr>
+              <w:jc w:val="center"/>
+              <w:rPr>
+                <w:rFonts w:ascii="Times New Roman"/>
+              </w:rPr>
+            </w:pPr>
+            <w:r>
+              <w:rPr>
+                <w:rFonts w:ascii="Calibri"/>
+                <w:color w:val="AEAAAA"/>
+                <w:spacing w:val="-2"/>
+              </w:rPr>
+              <w:t>(Sign)</w:t>
+            </w:r>
           </w:p>
         </w:tc>
       </w:tr>
@@ -17149,10 +18038,10 @@
           <w:sz w:val="20"/>
         </w:rPr>
         <w:drawing>
-          <wp:inline distT="0" distB="0" distL="0" distR="0" wp14:anchorId="18A8239A" wp14:editId="32D3D352">
-            <wp:extent cx="5905500" cy="5899150"/>
-            <wp:effectExtent l="0" t="0" r="0" b="6350"/>
-            <wp:docPr id="664285739" name="Picture 14"/>
+          <wp:inline distT="0" distB="0" distL="0" distR="0" wp14:anchorId="4A4C302B" wp14:editId="19DECCAC">
+            <wp:extent cx="6033135" cy="8077200"/>
+            <wp:effectExtent l="0" t="0" r="5715" b="0"/>
+            <wp:docPr id="1545622399" name="Picture 11"/>
             <wp:cNvGraphicFramePr>
               <a:graphicFrameLocks xmlns:a="http://schemas.openxmlformats.org/drawingml/2006/main" noChangeAspect="1"/>
             </wp:cNvGraphicFramePr>
@@ -17160,17 +18049,11 @@
               <a:graphicData uri="http://schemas.openxmlformats.org/drawingml/2006/picture">
                 <pic:pic xmlns:pic="http://schemas.openxmlformats.org/drawingml/2006/picture">
                   <pic:nvPicPr>
-                    <pic:cNvPr id="664285739" name="Picture 664285739"/>
+                    <pic:cNvPr id="1545622399" name="Picture 1545622399"/>
                     <pic:cNvPicPr/>
                   </pic:nvPicPr>
                   <pic:blipFill>
-                    <a:blip r:embed="rId11">
-                      <a:extLst>
-                        <a:ext uri="{28A0092B-C50C-407E-A947-70E740481C1C}">
-                          <a14:useLocalDpi xmlns:a14="http://schemas.microsoft.com/office/drawing/2010/main" val="0"/>
-                        </a:ext>
-                      </a:extLst>
-                    </a:blip>
+                    <a:blip r:embed="rId11"/>
                     <a:stretch>
                       <a:fillRect/>
                     </a:stretch>
@@ -17178,7 +18061,7 @@
                   <pic:spPr>
                     <a:xfrm>
                       <a:off x="0" y="0"/>
-                      <a:ext cx="5905500" cy="5899150"/>
+                      <a:ext cx="6033135" cy="8077200"/>
                     </a:xfrm>
                     <a:prstGeom prst="rect">
                       <a:avLst/>
@@ -17868,15 +18751,13 @@
         </w:rPr>
         <w:t xml:space="preserve"> </w:t>
       </w:r>
-      <w:proofErr w:type="spellStart"/>
       <w:r>
         <w:rPr>
           <w:sz w:val="24"/>
           <w:u w:val="single"/>
         </w:rPr>
-        <w:t>Maharastra</w:t>
-      </w:r>
-      <w:proofErr w:type="spellEnd"/>
+        <w:t>Maharashtra</w:t>
+      </w:r>
     </w:p>
     <w:p>
       <w:pPr>
@@ -18061,44 +18942,7 @@
           <w:sz w:val="24"/>
           <w:u w:val="single"/>
         </w:rPr>
-        <w:t>20/01/2026</w:t>
-      </w:r>
-      <w:r>
-        <w:rPr>
-          <w:spacing w:val="-7"/>
-          <w:sz w:val="24"/>
-        </w:rPr>
-        <w:t xml:space="preserve"> </w:t>
-      </w:r>
-      <w:proofErr w:type="gramStart"/>
-      <w:r>
-        <w:rPr>
-          <w:spacing w:val="-6"/>
-          <w:sz w:val="24"/>
-        </w:rPr>
-        <w:t>To</w:t>
-      </w:r>
-      <w:r>
-        <w:rPr>
-          <w:spacing w:val="-3"/>
-          <w:sz w:val="24"/>
-        </w:rPr>
-        <w:t xml:space="preserve"> </w:t>
-      </w:r>
-      <w:r>
-        <w:rPr>
-          <w:spacing w:val="-6"/>
-          <w:sz w:val="24"/>
-        </w:rPr>
-        <w:t>:</w:t>
-      </w:r>
-      <w:proofErr w:type="gramEnd"/>
-      <w:r>
-        <w:rPr>
-          <w:spacing w:val="-3"/>
-          <w:sz w:val="24"/>
-        </w:rPr>
-        <w:t xml:space="preserve"> </w:t>
+        <w:t>20/</w:t>
       </w:r>
       <w:r>
         <w:rPr>
@@ -18106,7 +18950,86 @@
           <w:sz w:val="24"/>
           <w:u w:val="single"/>
         </w:rPr>
-        <w:t>23/03/2026</w:t>
+        <w:t>12</w:t>
+      </w:r>
+      <w:r>
+        <w:rPr>
+          <w:spacing w:val="-6"/>
+          <w:sz w:val="24"/>
+          <w:u w:val="single"/>
+        </w:rPr>
+        <w:t>/202</w:t>
+      </w:r>
+      <w:r>
+        <w:rPr>
+          <w:spacing w:val="-6"/>
+          <w:sz w:val="24"/>
+          <w:u w:val="single"/>
+        </w:rPr>
+        <w:t>5</w:t>
+      </w:r>
+      <w:r>
+        <w:rPr>
+          <w:spacing w:val="-7"/>
+          <w:sz w:val="24"/>
+        </w:rPr>
+        <w:t xml:space="preserve"> </w:t>
+      </w:r>
+      <w:proofErr w:type="gramStart"/>
+      <w:r>
+        <w:rPr>
+          <w:b/>
+          <w:bCs/>
+          <w:spacing w:val="-6"/>
+          <w:sz w:val="24"/>
+        </w:rPr>
+        <w:t>To</w:t>
+      </w:r>
+      <w:r>
+        <w:rPr>
+          <w:spacing w:val="-3"/>
+          <w:sz w:val="24"/>
+        </w:rPr>
+        <w:t xml:space="preserve"> </w:t>
+      </w:r>
+      <w:r>
+        <w:rPr>
+          <w:spacing w:val="-6"/>
+          <w:sz w:val="24"/>
+        </w:rPr>
+        <w:t>:</w:t>
+      </w:r>
+      <w:proofErr w:type="gramEnd"/>
+      <w:r>
+        <w:rPr>
+          <w:spacing w:val="-3"/>
+          <w:sz w:val="24"/>
+        </w:rPr>
+        <w:t xml:space="preserve"> </w:t>
+      </w:r>
+      <w:r>
+        <w:rPr>
+          <w:spacing w:val="-6"/>
+          <w:sz w:val="24"/>
+          <w:u w:val="single"/>
+        </w:rPr>
+        <w:t>2</w:t>
+      </w:r>
+      <w:r>
+        <w:rPr>
+          <w:spacing w:val="-6"/>
+          <w:sz w:val="24"/>
+          <w:u w:val="single"/>
+        </w:rPr>
+        <w:t>2</w:t>
+      </w:r>
+      <w:r>
+        <w:rPr>
+          <w:spacing w:val="-6"/>
+          <w:sz w:val="24"/>
+          <w:u w:val="single"/>
+        </w:rPr>
+        <w:t>/03/2026</w:t>
       </w:r>
     </w:p>
     <w:p>
@@ -24417,15 +25340,7 @@
                               <w:b/>
                               <w:sz w:val="24"/>
                             </w:rPr>
-                            <w:t>Seat</w:t>
-                          </w:r>
-                          <w:r>
-                            <w:rPr>
-                              <w:rFonts w:ascii="Times New Roman"/>
-                              <w:b/>
-                              <w:sz w:val="24"/>
-                            </w:rPr>
-                            <w:t xml:space="preserve"> No. </w:t>
+                            <w:t xml:space="preserve">Seat No. </w:t>
                           </w:r>
                           <w:r>
                             <w:rPr>
@@ -24478,15 +25393,7 @@
                         <w:b/>
                         <w:sz w:val="24"/>
                       </w:rPr>
-                      <w:t>Seat</w:t>
-                    </w:r>
-                    <w:r>
-                      <w:rPr>
-                        <w:rFonts w:ascii="Times New Roman"/>
-                        <w:b/>
-                        <w:sz w:val="24"/>
-                      </w:rPr>
-                      <w:t xml:space="preserve"> No. </w:t>
+                      <w:t xml:space="preserve">Seat No. </w:t>
                     </w:r>
                     <w:r>
                       <w:rPr>
@@ -26424,7 +27331,6 @@
   <w:style w:type="character" w:default="1" w:styleId="DefaultParagraphFont">
     <w:name w:val="Default Paragraph Font"/>
     <w:uiPriority w:val="1"/>
-    <w:semiHidden/>
     <w:unhideWhenUsed/>
   </w:style>
   <w:style w:type="table" w:default="1" w:styleId="TableNormal">
